--- a/docs/Короткие_инструкции/docx/R2_Управление_движением_jetbot_mirea_с_помощью_клавиатуры.docx
+++ b/docs/Короткие_инструкции/docx/R2_Управление_движением_jetbot_mirea_с_помощью_клавиатуры.docx
@@ -41,117 +41,1833 @@
           <w:lang w:val="en-US"/>
         </w:rPr>
       </w:pPr>
+      <w:r>
+        <w:rPr>
+          <w:rFonts w:hint="default"/>
+          <w:lang w:val="ru-RU"/>
+        </w:rPr>
+        <w:t>Управление движением jetbot_mirea с помощью клавиатуры</w:t>
+      </w:r>
+      <w:r>
+        <w:rPr>
+          <w:rFonts w:hint="default"/>
+          <w:lang w:val="en-US"/>
+        </w:rPr>
+        <w:t xml:space="preserve">  (шаг [R2])</w:t>
+      </w:r>
+    </w:p>
+    <w:p>
+      <w:pPr>
+        <w:numPr>
+          <w:ilvl w:val="0"/>
+          <w:numId w:val="0"/>
+        </w:numPr>
+        <w:ind w:leftChars="0"/>
+        <w:jc w:val="both"/>
+        <w:rPr>
+          <w:rFonts w:hint="default"/>
+          <w:lang w:val="en-US"/>
+        </w:rPr>
+      </w:pPr>
+      <w:r>
+        <w:rPr>
+          <w:rFonts w:hint="default"/>
+          <w:b/>
+          <w:bCs/>
+          <w:lang w:val="en-US"/>
+        </w:rPr>
+        <w:t>Цель:</w:t>
+      </w:r>
+      <w:r>
+        <w:rPr>
+          <w:rFonts w:hint="default"/>
+          <w:lang w:val="en-US"/>
+        </w:rPr>
+        <w:t xml:space="preserve"> Научиться управлять реальным роботом jetbot_mirea с клавиатуры, отправляя команды линейной и угловой скорости.</w:t>
+      </w:r>
+    </w:p>
+    <w:p>
+      <w:pPr>
+        <w:numPr>
+          <w:ilvl w:val="0"/>
+          <w:numId w:val="0"/>
+        </w:numPr>
+        <w:ind w:leftChars="0"/>
+        <w:jc w:val="both"/>
+        <w:rPr>
+          <w:rFonts w:hint="default"/>
+          <w:lang w:val="en-US"/>
+        </w:rPr>
+      </w:pPr>
+    </w:p>
+    <w:p>
+      <w:pPr>
+        <w:pStyle w:val="3"/>
+        <w:bidi w:val="0"/>
+        <w:rPr>
+          <w:rFonts w:hint="default"/>
+          <w:lang w:val="en-US"/>
+        </w:rPr>
+      </w:pPr>
+      <w:r>
+        <w:rPr>
+          <w:rFonts w:hint="default"/>
+          <w:lang w:val="en-US"/>
+        </w:rPr>
+        <w:t>Необходимые условия</w:t>
+      </w:r>
+    </w:p>
+    <w:p>
+      <w:pPr>
+        <w:numPr>
+          <w:ilvl w:val="0"/>
+          <w:numId w:val="1"/>
+        </w:numPr>
+        <w:ind w:left="420" w:leftChars="0" w:hanging="420" w:firstLineChars="0"/>
+        <w:jc w:val="both"/>
+        <w:rPr>
+          <w:rFonts w:hint="default"/>
+          <w:lang w:val="en-US"/>
+        </w:rPr>
+      </w:pPr>
+      <w:r>
+        <w:rPr>
+          <w:rFonts w:hint="default"/>
+          <w:lang w:val="en-US"/>
+        </w:rPr>
+        <w:t xml:space="preserve">Выполнен шаг </w:t>
+      </w:r>
+      <w:r>
+        <w:rPr>
+          <w:rFonts w:hint="default"/>
+          <w:b/>
+          <w:bCs/>
+          <w:lang w:val="en-US"/>
+        </w:rPr>
+        <w:t>[R1]</w:t>
+      </w:r>
+      <w:r>
+        <w:rPr>
+          <w:rFonts w:hint="default"/>
+          <w:lang w:val="en-US"/>
+        </w:rPr>
+        <w:t xml:space="preserve"> Запуск драйверов сенсоров и моторов (R1_Запуск_датчиков_и_приводного_уровня.pdf). Робот должен быть включён, драйверы запущены, и вы подключены к нему по SSH (или работаете непосредственно на Jetson Nano).</w:t>
+      </w:r>
+    </w:p>
+    <w:p>
+      <w:pPr>
+        <w:numPr>
+          <w:ilvl w:val="0"/>
+          <w:numId w:val="0"/>
+        </w:numPr>
+        <w:ind w:leftChars="0"/>
+        <w:jc w:val="both"/>
+        <w:rPr>
+          <w:rFonts w:hint="default"/>
+          <w:lang w:val="en-US"/>
+        </w:rPr>
+      </w:pPr>
+    </w:p>
+    <w:p>
+      <w:pPr>
+        <w:pStyle w:val="3"/>
+        <w:bidi w:val="0"/>
+        <w:rPr>
+          <w:rFonts w:hint="default"/>
+          <w:lang w:val="en-US"/>
+        </w:rPr>
+      </w:pPr>
+      <w:r>
+        <w:rPr>
+          <w:rFonts w:hint="default"/>
+          <w:lang w:val="en-US"/>
+        </w:rPr>
+        <w:t>Пошаговая инструкция</w:t>
+      </w:r>
+    </w:p>
+    <w:p>
+      <w:pPr>
+        <w:numPr>
+          <w:ilvl w:val="0"/>
+          <w:numId w:val="0"/>
+        </w:numPr>
+        <w:ind w:leftChars="0"/>
+        <w:jc w:val="both"/>
+        <w:rPr>
+          <w:rFonts w:hint="default"/>
+          <w:lang w:val="en-US"/>
+        </w:rPr>
+      </w:pPr>
+    </w:p>
+    <w:p>
+      <w:pPr>
+        <w:numPr>
+          <w:ilvl w:val="0"/>
+          <w:numId w:val="2"/>
+        </w:numPr>
+        <w:ind w:left="0" w:leftChars="0" w:firstLine="0" w:firstLineChars="0"/>
+        <w:rPr>
+          <w:rFonts w:hint="default"/>
+          <w:lang w:val="ru-RU"/>
+        </w:rPr>
+      </w:pPr>
+      <w:r>
+        <w:rPr>
+          <w:rFonts w:hint="default"/>
+          <w:lang w:val="ru-RU"/>
+        </w:rPr>
+        <w:t>Убедитесь, что драйверы робота работают</w:t>
+      </w:r>
+      <w:r>
+        <w:rPr>
+          <w:rFonts w:hint="default"/>
+          <w:lang w:val="en-US"/>
+        </w:rPr>
+        <w:t>.</w:t>
+      </w:r>
+    </w:p>
+    <w:p>
+      <w:pPr>
+        <w:numPr>
+          <w:ilvl w:val="0"/>
+          <w:numId w:val="0"/>
+        </w:numPr>
+        <w:ind w:leftChars="0" w:firstLine="720" w:firstLineChars="0"/>
+        <w:rPr>
+          <w:rFonts w:hint="default"/>
+          <w:lang w:val="ru-RU"/>
+        </w:rPr>
+      </w:pPr>
+      <w:r>
+        <w:rPr>
+          <w:rFonts w:hint="default"/>
+          <w:lang w:val="ru-RU"/>
+        </w:rPr>
+        <w:t xml:space="preserve">В терминале, где вы запускали </w:t>
+      </w:r>
+      <w:r>
+        <w:rPr>
+          <w:rFonts w:hint="default"/>
+          <w:b/>
+          <w:bCs/>
+          <w:lang w:val="ru-RU"/>
+        </w:rPr>
+        <w:t>[R1]</w:t>
+      </w:r>
+      <w:r>
+        <w:rPr>
+          <w:rFonts w:hint="default"/>
+          <w:lang w:val="ru-RU"/>
+        </w:rPr>
+        <w:t>, должны продолжать выводиться сообщения от драйверов. Откройте новый терминал и проверьте список активных топиков:</w:t>
+      </w:r>
+    </w:p>
+    <w:p>
+      <w:pPr>
+        <w:pStyle w:val="20"/>
+        <w:bidi w:val="0"/>
+        <w:rPr>
+          <w:rFonts w:hint="default"/>
+          <w:lang w:val="ru-RU"/>
+        </w:rPr>
+      </w:pPr>
+      <w:r>
+        <w:rPr>
+          <w:rFonts w:hint="default"/>
+          <w:lang w:val="ru-RU"/>
+        </w:rPr>
+        <w:t>ros2 topic list</w:t>
+      </w:r>
+    </w:p>
+    <w:p>
+      <w:pPr>
+        <w:numPr>
+          <w:ilvl w:val="0"/>
+          <w:numId w:val="0"/>
+        </w:numPr>
+        <w:ind w:leftChars="0" w:firstLine="720" w:firstLineChars="0"/>
+        <w:rPr>
+          <w:rFonts w:hint="default"/>
+          <w:lang w:val="ru-RU"/>
+        </w:rPr>
+      </w:pPr>
+      <w:r>
+        <w:rPr>
+          <w:rFonts w:hint="default"/>
+          <w:lang w:val="ru-RU"/>
+        </w:rPr>
+        <w:t xml:space="preserve">Среди прочих должен присутствовать топик </w:t>
+      </w:r>
+      <w:r>
+        <w:rPr>
+          <w:rFonts w:hint="default"/>
+          <w:i/>
+          <w:iCs/>
+          <w:lang w:val="ru-RU"/>
+        </w:rPr>
+        <w:t>/cmd_vel</w:t>
+      </w:r>
+      <w:r>
+        <w:rPr>
+          <w:rFonts w:hint="default"/>
+          <w:lang w:val="ru-RU"/>
+        </w:rPr>
+        <w:t xml:space="preserve"> – именно в него мы будем отправлять команды скорости.</w:t>
+      </w:r>
+    </w:p>
+    <w:p>
+      <w:pPr>
+        <w:numPr>
+          <w:ilvl w:val="0"/>
+          <w:numId w:val="0"/>
+        </w:numPr>
+        <w:ind w:leftChars="0" w:firstLine="720" w:firstLineChars="0"/>
+        <w:rPr>
+          <w:rFonts w:hint="default"/>
+          <w:lang w:val="ru-RU"/>
+        </w:rPr>
+      </w:pPr>
+    </w:p>
+    <w:p>
+      <w:pPr>
+        <w:numPr>
+          <w:ilvl w:val="0"/>
+          <w:numId w:val="2"/>
+        </w:numPr>
+        <w:ind w:left="0" w:leftChars="0" w:firstLine="0" w:firstLineChars="0"/>
+        <w:rPr>
+          <w:rFonts w:hint="default"/>
+          <w:lang w:val="ru-RU"/>
+        </w:rPr>
+      </w:pPr>
+      <w:r>
+        <w:rPr>
+          <w:rFonts w:hint="default"/>
+          <w:lang w:val="ru-RU"/>
+        </w:rPr>
+        <w:t xml:space="preserve">Запустите узел телеуправления. </w:t>
+      </w:r>
+    </w:p>
+    <w:p>
+      <w:pPr>
+        <w:numPr>
+          <w:ilvl w:val="0"/>
+          <w:numId w:val="0"/>
+        </w:numPr>
+        <w:ind w:leftChars="0" w:firstLine="720" w:firstLineChars="0"/>
+        <w:rPr>
+          <w:rFonts w:hint="default"/>
+          <w:lang w:val="ru-RU"/>
+        </w:rPr>
+      </w:pPr>
+      <w:r>
+        <w:rPr>
+          <w:rFonts w:hint="default"/>
+          <w:lang w:val="ru-RU"/>
+        </w:rPr>
+        <w:t>Откройте новый терминал и выполните команду, которая запускает ноду телеуправления:</w:t>
+      </w:r>
+    </w:p>
+    <w:p>
+      <w:pPr>
+        <w:pStyle w:val="20"/>
+        <w:bidi w:val="0"/>
+        <w:rPr>
+          <w:rFonts w:hint="default"/>
+          <w:lang w:val="en-US"/>
+        </w:rPr>
+      </w:pPr>
+      <w:r>
+        <w:rPr>
+          <w:rFonts w:hint="default"/>
+          <w:lang w:val="en-US"/>
+        </w:rPr>
+        <w:t>ros2 run teleop_twist_keyboard teleop_twist_keyboard</w:t>
+      </w:r>
+    </w:p>
+    <w:p>
+      <w:pPr>
+        <w:bidi w:val="0"/>
+        <w:rPr>
+          <w:rFonts w:hint="default"/>
+          <w:lang w:val="ru-RU"/>
+        </w:rPr>
+      </w:pPr>
+      <w:bookmarkStart w:id="0" w:name="_Toc12266"/>
+    </w:p>
+    <w:p>
+      <w:pPr>
+        <w:bidi w:val="0"/>
+        <w:rPr>
+          <w:rFonts w:hint="default"/>
+          <w:lang w:val="ru-RU"/>
+        </w:rPr>
+      </w:pPr>
+      <w:r>
+        <w:rPr>
+          <w:rFonts w:hint="default"/>
+          <w:lang w:val="ru-RU"/>
+        </w:rPr>
+        <w:t>После запуска вы увидите примерно такой вывод:</w:t>
+      </w:r>
+    </w:p>
+    <w:p>
+      <w:pPr>
+        <w:pStyle w:val="20"/>
+        <w:bidi w:val="0"/>
+        <w:rPr>
+          <w:rFonts w:hint="default"/>
+          <w:lang w:val="ru-RU"/>
+        </w:rPr>
+      </w:pPr>
+      <w:r>
+        <w:rPr>
+          <w:rFonts w:hint="default"/>
+          <w:lang w:val="ru-RU"/>
+        </w:rPr>
+        <w:t>This node takes keypresses from the keyboard and publishes them</w:t>
+      </w:r>
+    </w:p>
+    <w:p>
+      <w:pPr>
+        <w:pStyle w:val="20"/>
+        <w:bidi w:val="0"/>
+        <w:rPr>
+          <w:rFonts w:hint="default"/>
+          <w:lang w:val="ru-RU"/>
+        </w:rPr>
+      </w:pPr>
+      <w:r>
+        <w:rPr>
+          <w:rFonts w:hint="default"/>
+          <w:lang w:val="ru-RU"/>
+        </w:rPr>
+        <w:t>as Twist/TwistStamped messages. It works best with a US keyboard layout.</w:t>
+      </w:r>
+    </w:p>
+    <w:p>
+      <w:pPr>
+        <w:pStyle w:val="20"/>
+        <w:bidi w:val="0"/>
+        <w:rPr>
+          <w:rFonts w:hint="default"/>
+          <w:lang w:val="ru-RU"/>
+        </w:rPr>
+      </w:pPr>
+      <w:r>
+        <w:rPr>
+          <w:rFonts w:hint="default"/>
+          <w:lang w:val="ru-RU"/>
+        </w:rPr>
+        <w:t>---------------------------</w:t>
+      </w:r>
+    </w:p>
+    <w:p>
+      <w:pPr>
+        <w:pStyle w:val="20"/>
+        <w:bidi w:val="0"/>
+        <w:rPr>
+          <w:rFonts w:hint="default"/>
+          <w:lang w:val="ru-RU"/>
+        </w:rPr>
+      </w:pPr>
+      <w:r>
+        <w:rPr>
+          <w:rFonts w:hint="default"/>
+          <w:lang w:val="ru-RU"/>
+        </w:rPr>
+        <w:t>Moving around:</w:t>
+      </w:r>
+    </w:p>
+    <w:p>
+      <w:pPr>
+        <w:pStyle w:val="20"/>
+        <w:bidi w:val="0"/>
+        <w:rPr>
+          <w:rFonts w:hint="default"/>
+          <w:lang w:val="ru-RU"/>
+        </w:rPr>
+      </w:pPr>
+      <w:r>
+        <w:rPr>
+          <w:rFonts w:hint="default"/>
+          <w:lang w:val="ru-RU"/>
+        </w:rPr>
+        <w:t xml:space="preserve">   u    i    o</w:t>
+      </w:r>
+    </w:p>
+    <w:p>
+      <w:pPr>
+        <w:pStyle w:val="20"/>
+        <w:bidi w:val="0"/>
+        <w:rPr>
+          <w:rFonts w:hint="default"/>
+          <w:lang w:val="ru-RU"/>
+        </w:rPr>
+      </w:pPr>
+      <w:r>
+        <w:rPr>
+          <w:rFonts w:hint="default"/>
+          <w:lang w:val="ru-RU"/>
+        </w:rPr>
+        <w:t xml:space="preserve">   j    k    l</w:t>
+      </w:r>
+    </w:p>
+    <w:p>
+      <w:pPr>
+        <w:pStyle w:val="20"/>
+        <w:bidi w:val="0"/>
+        <w:rPr>
+          <w:rFonts w:hint="default"/>
+          <w:lang w:val="ru-RU"/>
+        </w:rPr>
+      </w:pPr>
+      <w:r>
+        <w:rPr>
+          <w:rFonts w:hint="default"/>
+          <w:lang w:val="ru-RU"/>
+        </w:rPr>
+        <w:t xml:space="preserve">   m    ,    .</w:t>
+      </w:r>
+    </w:p>
+    <w:p>
+      <w:pPr>
+        <w:pStyle w:val="20"/>
+        <w:bidi w:val="0"/>
+        <w:rPr>
+          <w:rFonts w:hint="default"/>
+          <w:lang w:val="ru-RU"/>
+        </w:rPr>
+      </w:pPr>
+    </w:p>
+    <w:p>
+      <w:pPr>
+        <w:pStyle w:val="20"/>
+        <w:bidi w:val="0"/>
+        <w:rPr>
+          <w:rFonts w:hint="default"/>
+          <w:lang w:val="ru-RU"/>
+        </w:rPr>
+      </w:pPr>
+      <w:r>
+        <w:rPr>
+          <w:rFonts w:hint="default"/>
+          <w:lang w:val="ru-RU"/>
+        </w:rPr>
+        <w:t>For Holonomic mode (strafing), hold down the shift key:</w:t>
+      </w:r>
+    </w:p>
+    <w:p>
+      <w:pPr>
+        <w:pStyle w:val="20"/>
+        <w:bidi w:val="0"/>
+        <w:rPr>
+          <w:rFonts w:hint="default"/>
+          <w:lang w:val="ru-RU"/>
+        </w:rPr>
+      </w:pPr>
+      <w:r>
+        <w:rPr>
+          <w:rFonts w:hint="default"/>
+          <w:lang w:val="ru-RU"/>
+        </w:rPr>
+        <w:t>---------------------------</w:t>
+      </w:r>
+    </w:p>
+    <w:p>
+      <w:pPr>
+        <w:pStyle w:val="20"/>
+        <w:bidi w:val="0"/>
+        <w:rPr>
+          <w:rFonts w:hint="default"/>
+          <w:lang w:val="ru-RU"/>
+        </w:rPr>
+      </w:pPr>
+      <w:r>
+        <w:rPr>
+          <w:rFonts w:hint="default"/>
+          <w:lang w:val="ru-RU"/>
+        </w:rPr>
+        <w:t xml:space="preserve">   U    I    O</w:t>
+      </w:r>
+    </w:p>
+    <w:p>
+      <w:pPr>
+        <w:pStyle w:val="20"/>
+        <w:bidi w:val="0"/>
+        <w:rPr>
+          <w:rFonts w:hint="default"/>
+          <w:lang w:val="ru-RU"/>
+        </w:rPr>
+      </w:pPr>
+      <w:r>
+        <w:rPr>
+          <w:rFonts w:hint="default"/>
+          <w:lang w:val="ru-RU"/>
+        </w:rPr>
+        <w:t xml:space="preserve">   J    K    L</w:t>
+      </w:r>
+    </w:p>
+    <w:p>
+      <w:pPr>
+        <w:pStyle w:val="20"/>
+        <w:bidi w:val="0"/>
+        <w:rPr>
+          <w:rFonts w:hint="default"/>
+          <w:lang w:val="ru-RU"/>
+        </w:rPr>
+      </w:pPr>
+      <w:r>
+        <w:rPr>
+          <w:rFonts w:hint="default"/>
+          <w:lang w:val="ru-RU"/>
+        </w:rPr>
+        <w:t xml:space="preserve">   M    &lt;    &gt;</w:t>
+      </w:r>
+    </w:p>
+    <w:p>
+      <w:pPr>
+        <w:pStyle w:val="20"/>
+        <w:bidi w:val="0"/>
+        <w:rPr>
+          <w:rFonts w:hint="default"/>
+          <w:lang w:val="ru-RU"/>
+        </w:rPr>
+      </w:pPr>
+    </w:p>
+    <w:p>
+      <w:pPr>
+        <w:pStyle w:val="20"/>
+        <w:bidi w:val="0"/>
+        <w:rPr>
+          <w:rFonts w:hint="default"/>
+          <w:lang w:val="ru-RU"/>
+        </w:rPr>
+      </w:pPr>
+      <w:r>
+        <w:rPr>
+          <w:rFonts w:hint="default"/>
+          <w:lang w:val="ru-RU"/>
+        </w:rPr>
+        <w:t>t : up (+z)</w:t>
+      </w:r>
+    </w:p>
+    <w:p>
+      <w:pPr>
+        <w:pStyle w:val="20"/>
+        <w:bidi w:val="0"/>
+        <w:rPr>
+          <w:rFonts w:hint="default"/>
+          <w:lang w:val="ru-RU"/>
+        </w:rPr>
+      </w:pPr>
+      <w:r>
+        <w:rPr>
+          <w:rFonts w:hint="default"/>
+          <w:lang w:val="ru-RU"/>
+        </w:rPr>
+        <w:t>b : down (-z)</w:t>
+      </w:r>
+    </w:p>
+    <w:p>
+      <w:pPr>
+        <w:pStyle w:val="20"/>
+        <w:bidi w:val="0"/>
+        <w:rPr>
+          <w:rFonts w:hint="default"/>
+          <w:lang w:val="ru-RU"/>
+        </w:rPr>
+      </w:pPr>
+    </w:p>
+    <w:p>
+      <w:pPr>
+        <w:pStyle w:val="20"/>
+        <w:bidi w:val="0"/>
+        <w:rPr>
+          <w:rFonts w:hint="default"/>
+          <w:lang w:val="ru-RU"/>
+        </w:rPr>
+      </w:pPr>
+      <w:r>
+        <w:rPr>
+          <w:rFonts w:hint="default"/>
+          <w:lang w:val="ru-RU"/>
+        </w:rPr>
+        <w:t>anything else : stop</w:t>
+      </w:r>
+    </w:p>
+    <w:p>
+      <w:pPr>
+        <w:pStyle w:val="20"/>
+        <w:bidi w:val="0"/>
+        <w:rPr>
+          <w:rFonts w:hint="default"/>
+          <w:lang w:val="ru-RU"/>
+        </w:rPr>
+      </w:pPr>
+    </w:p>
+    <w:p>
+      <w:pPr>
+        <w:pStyle w:val="20"/>
+        <w:bidi w:val="0"/>
+        <w:rPr>
+          <w:rFonts w:hint="default"/>
+          <w:lang w:val="ru-RU"/>
+        </w:rPr>
+      </w:pPr>
+      <w:r>
+        <w:rPr>
+          <w:rFonts w:hint="default"/>
+          <w:lang w:val="ru-RU"/>
+        </w:rPr>
+        <w:t>q/z : increase/decrease max speeds by 10%</w:t>
+      </w:r>
+    </w:p>
+    <w:p>
+      <w:pPr>
+        <w:pStyle w:val="20"/>
+        <w:bidi w:val="0"/>
+        <w:rPr>
+          <w:rFonts w:hint="default"/>
+          <w:lang w:val="ru-RU"/>
+        </w:rPr>
+      </w:pPr>
+      <w:r>
+        <w:rPr>
+          <w:rFonts w:hint="default"/>
+          <w:lang w:val="ru-RU"/>
+        </w:rPr>
+        <w:t>w/x : increase/decrease only linear speed by 10%</w:t>
+      </w:r>
+    </w:p>
+    <w:p>
+      <w:pPr>
+        <w:pStyle w:val="20"/>
+        <w:bidi w:val="0"/>
+        <w:rPr>
+          <w:rFonts w:hint="default"/>
+          <w:lang w:val="ru-RU"/>
+        </w:rPr>
+      </w:pPr>
+      <w:r>
+        <w:rPr>
+          <w:rFonts w:hint="default"/>
+          <w:lang w:val="ru-RU"/>
+        </w:rPr>
+        <w:t>e/c : increase/decrease only angular speed by 10%</w:t>
+      </w:r>
+    </w:p>
+    <w:p>
+      <w:pPr>
+        <w:pStyle w:val="20"/>
+        <w:bidi w:val="0"/>
+        <w:rPr>
+          <w:rFonts w:hint="default"/>
+          <w:lang w:val="ru-RU"/>
+        </w:rPr>
+      </w:pPr>
+    </w:p>
+    <w:p>
+      <w:pPr>
+        <w:pStyle w:val="20"/>
+        <w:bidi w:val="0"/>
+        <w:rPr>
+          <w:rFonts w:hint="default"/>
+          <w:lang w:val="ru-RU"/>
+        </w:rPr>
+      </w:pPr>
+      <w:r>
+        <w:rPr>
+          <w:rFonts w:hint="default"/>
+          <w:lang w:val="ru-RU"/>
+        </w:rPr>
+        <w:t>CTRL-C to quit</w:t>
+      </w:r>
+    </w:p>
+    <w:p>
+      <w:pPr>
+        <w:pStyle w:val="20"/>
+        <w:bidi w:val="0"/>
+        <w:rPr>
+          <w:rFonts w:hint="default"/>
+          <w:lang w:val="ru-RU"/>
+        </w:rPr>
+      </w:pPr>
+    </w:p>
+    <w:p>
+      <w:pPr>
+        <w:pStyle w:val="20"/>
+        <w:bidi w:val="0"/>
+        <w:rPr>
+          <w:rFonts w:hint="default"/>
+          <w:lang w:val="ru-RU"/>
+        </w:rPr>
+      </w:pPr>
+      <w:r>
+        <w:rPr>
+          <w:rFonts w:hint="default"/>
+          <w:lang w:val="ru-RU"/>
+        </w:rPr>
+        <w:t>currently:</w:t>
+      </w:r>
+      <w:r>
+        <w:rPr>
+          <w:rFonts w:hint="default"/>
+          <w:lang w:val="ru-RU"/>
+        </w:rPr>
+        <w:tab/>
+      </w:r>
+      <w:r>
+        <w:rPr>
+          <w:rFonts w:hint="default"/>
+          <w:lang w:val="ru-RU"/>
+        </w:rPr>
+        <w:t>speed 0.50</w:t>
+      </w:r>
+      <w:r>
+        <w:rPr>
+          <w:rFonts w:hint="default"/>
+          <w:lang w:val="ru-RU"/>
+        </w:rPr>
+        <w:tab/>
+      </w:r>
+      <w:r>
+        <w:rPr>
+          <w:rFonts w:hint="default"/>
+          <w:lang w:val="ru-RU"/>
+        </w:rPr>
+        <w:t>turn 1.00</w:t>
+      </w:r>
+    </w:p>
+    <w:p>
+      <w:pPr>
+        <w:bidi w:val="0"/>
+        <w:rPr>
+          <w:rFonts w:hint="default"/>
+          <w:lang w:val="ru-RU"/>
+        </w:rPr>
+      </w:pPr>
+    </w:p>
+    <w:p>
+      <w:pPr>
+        <w:numPr>
+          <w:ilvl w:val="0"/>
+          <w:numId w:val="2"/>
+        </w:numPr>
+        <w:bidi w:val="0"/>
+        <w:ind w:left="0" w:leftChars="0" w:firstLine="0" w:firstLineChars="0"/>
+        <w:rPr>
+          <w:rFonts w:hint="default"/>
+          <w:lang w:val="ru-RU"/>
+        </w:rPr>
+      </w:pPr>
+      <w:r>
+        <w:rPr>
+          <w:rFonts w:hint="default"/>
+          <w:lang w:val="ru-RU"/>
+        </w:rPr>
+        <w:t>Как управлять роботом</w:t>
+      </w:r>
+    </w:p>
+    <w:p>
+      <w:pPr>
+        <w:numPr>
+          <w:ilvl w:val="0"/>
+          <w:numId w:val="0"/>
+        </w:numPr>
+        <w:bidi w:val="0"/>
+        <w:ind w:leftChars="0"/>
+        <w:rPr>
+          <w:rFonts w:hint="default"/>
+          <w:lang w:val="ru-RU"/>
+        </w:rPr>
+      </w:pPr>
+    </w:p>
+    <w:p>
+      <w:pPr>
+        <w:numPr>
+          <w:ilvl w:val="0"/>
+          <w:numId w:val="0"/>
+        </w:numPr>
+        <w:bidi w:val="0"/>
+        <w:ind w:leftChars="0"/>
+        <w:rPr>
+          <w:rFonts w:hint="default"/>
+          <w:b/>
+          <w:bCs/>
+          <w:lang w:val="ru-RU"/>
+        </w:rPr>
+      </w:pPr>
+      <w:r>
+        <w:rPr>
+          <w:rFonts w:hint="default"/>
+          <w:b/>
+          <w:bCs/>
+          <w:lang w:val="ru-RU"/>
+        </w:rPr>
+        <w:t>Движение вперёд/назад и повороты:</w:t>
+      </w:r>
+    </w:p>
+    <w:p>
+      <w:pPr>
+        <w:numPr>
+          <w:ilvl w:val="0"/>
+          <w:numId w:val="0"/>
+        </w:numPr>
+        <w:bidi w:val="0"/>
+        <w:ind w:leftChars="0"/>
+        <w:rPr>
+          <w:rFonts w:hint="default"/>
+          <w:lang w:val="ru-RU"/>
+        </w:rPr>
+      </w:pPr>
+    </w:p>
+    <w:p>
+      <w:pPr>
+        <w:numPr>
+          <w:ilvl w:val="0"/>
+          <w:numId w:val="3"/>
+        </w:numPr>
+        <w:bidi w:val="0"/>
+        <w:ind w:left="840" w:leftChars="0" w:hanging="420" w:firstLineChars="0"/>
+        <w:rPr>
+          <w:rFonts w:hint="default"/>
+          <w:b/>
+          <w:bCs/>
+          <w:u w:val="none"/>
+          <w:lang w:val="ru-RU"/>
+        </w:rPr>
+      </w:pPr>
+      <w:r>
+        <w:rPr>
+          <w:rFonts w:hint="default"/>
+          <w:b/>
+          <w:bCs/>
+          <w:u w:val="none"/>
+          <w:lang w:val="en-US"/>
+        </w:rPr>
+        <w:t xml:space="preserve">k </w:t>
+      </w:r>
+      <w:r>
+        <w:rPr>
+          <w:rFonts w:hint="default"/>
+          <w:b/>
+          <w:bCs/>
+          <w:u w:val="none"/>
+          <w:lang w:val="ru-RU"/>
+        </w:rPr>
+        <w:t>– стоп</w:t>
+      </w:r>
+    </w:p>
+    <w:p>
+      <w:pPr>
+        <w:numPr>
+          <w:ilvl w:val="0"/>
+          <w:numId w:val="3"/>
+        </w:numPr>
+        <w:bidi w:val="0"/>
+        <w:ind w:left="840" w:leftChars="0" w:hanging="420" w:firstLineChars="0"/>
+        <w:rPr>
+          <w:rFonts w:hint="default"/>
+          <w:lang w:val="ru-RU"/>
+        </w:rPr>
+      </w:pPr>
+      <w:r>
+        <w:rPr>
+          <w:rFonts w:hint="default"/>
+          <w:lang w:val="ru-RU"/>
+        </w:rPr>
+        <w:t>i – вперёд</w:t>
+      </w:r>
+    </w:p>
+    <w:p>
+      <w:pPr>
+        <w:numPr>
+          <w:ilvl w:val="0"/>
+          <w:numId w:val="3"/>
+        </w:numPr>
+        <w:bidi w:val="0"/>
+        <w:ind w:left="840" w:leftChars="0" w:hanging="420" w:firstLineChars="0"/>
+        <w:rPr>
+          <w:rFonts w:hint="default"/>
+          <w:lang w:val="ru-RU"/>
+        </w:rPr>
+      </w:pPr>
+      <w:r>
+        <w:rPr>
+          <w:rFonts w:hint="default"/>
+          <w:lang w:val="ru-RU"/>
+        </w:rPr>
+        <w:t>, – назад</w:t>
+      </w:r>
+    </w:p>
+    <w:p>
+      <w:pPr>
+        <w:numPr>
+          <w:ilvl w:val="0"/>
+          <w:numId w:val="3"/>
+        </w:numPr>
+        <w:bidi w:val="0"/>
+        <w:ind w:left="840" w:leftChars="0" w:hanging="420" w:firstLineChars="0"/>
+        <w:rPr>
+          <w:rFonts w:hint="default"/>
+          <w:lang w:val="ru-RU"/>
+        </w:rPr>
+      </w:pPr>
+      <w:r>
+        <w:rPr>
+          <w:rFonts w:hint="default"/>
+          <w:lang w:val="ru-RU"/>
+        </w:rPr>
+        <w:t>j – поворот налево на месте</w:t>
+      </w:r>
+    </w:p>
+    <w:p>
+      <w:pPr>
+        <w:numPr>
+          <w:ilvl w:val="0"/>
+          <w:numId w:val="3"/>
+        </w:numPr>
+        <w:bidi w:val="0"/>
+        <w:ind w:left="840" w:leftChars="0" w:hanging="420" w:firstLineChars="0"/>
+        <w:rPr>
+          <w:rFonts w:hint="default"/>
+          <w:lang w:val="ru-RU"/>
+        </w:rPr>
+      </w:pPr>
+      <w:r>
+        <w:rPr>
+          <w:rFonts w:hint="default"/>
+          <w:lang w:val="ru-RU"/>
+        </w:rPr>
+        <w:t>l – поворот направо на месте</w:t>
+      </w:r>
+    </w:p>
+    <w:p>
+      <w:pPr>
+        <w:numPr>
+          <w:ilvl w:val="0"/>
+          <w:numId w:val="3"/>
+        </w:numPr>
+        <w:bidi w:val="0"/>
+        <w:ind w:left="840" w:leftChars="0" w:hanging="420" w:firstLineChars="0"/>
+        <w:rPr>
+          <w:rFonts w:hint="default"/>
+          <w:lang w:val="ru-RU"/>
+        </w:rPr>
+      </w:pPr>
+      <w:r>
+        <w:rPr>
+          <w:rFonts w:hint="default"/>
+          <w:lang w:val="ru-RU"/>
+        </w:rPr>
+        <w:t>u – вперёд + левый поворот</w:t>
+      </w:r>
+    </w:p>
+    <w:p>
+      <w:pPr>
+        <w:numPr>
+          <w:ilvl w:val="0"/>
+          <w:numId w:val="3"/>
+        </w:numPr>
+        <w:bidi w:val="0"/>
+        <w:ind w:left="840" w:leftChars="0" w:hanging="420" w:firstLineChars="0"/>
+        <w:rPr>
+          <w:rFonts w:hint="default"/>
+          <w:lang w:val="ru-RU"/>
+        </w:rPr>
+      </w:pPr>
+      <w:r>
+        <w:rPr>
+          <w:rFonts w:hint="default"/>
+          <w:lang w:val="ru-RU"/>
+        </w:rPr>
+        <w:t>o – вперёд + правый поворот</w:t>
+      </w:r>
+    </w:p>
+    <w:p>
+      <w:pPr>
+        <w:numPr>
+          <w:ilvl w:val="0"/>
+          <w:numId w:val="3"/>
+        </w:numPr>
+        <w:bidi w:val="0"/>
+        <w:ind w:left="840" w:leftChars="0" w:hanging="420" w:firstLineChars="0"/>
+        <w:rPr>
+          <w:rFonts w:hint="default"/>
+          <w:lang w:val="ru-RU"/>
+        </w:rPr>
+      </w:pPr>
+      <w:r>
+        <w:rPr>
+          <w:rFonts w:hint="default"/>
+          <w:lang w:val="ru-RU"/>
+        </w:rPr>
+        <w:t>m – назад + левый поворот</w:t>
+      </w:r>
+    </w:p>
+    <w:p>
+      <w:pPr>
+        <w:numPr>
+          <w:ilvl w:val="0"/>
+          <w:numId w:val="3"/>
+        </w:numPr>
+        <w:bidi w:val="0"/>
+        <w:ind w:left="840" w:leftChars="0" w:hanging="420" w:firstLineChars="0"/>
+        <w:rPr>
+          <w:rFonts w:hint="default"/>
+          <w:lang w:val="ru-RU"/>
+        </w:rPr>
+      </w:pPr>
+      <w:r>
+        <w:rPr>
+          <w:rFonts w:hint="default"/>
+          <w:lang w:val="ru-RU"/>
+        </w:rPr>
+        <w:t>. – назад + правый поворот</w:t>
+      </w:r>
+    </w:p>
+    <w:p>
+      <w:pPr>
+        <w:numPr>
+          <w:ilvl w:val="0"/>
+          <w:numId w:val="0"/>
+        </w:numPr>
+        <w:bidi w:val="0"/>
+        <w:ind w:leftChars="0"/>
+        <w:rPr>
+          <w:rFonts w:hint="default"/>
+          <w:lang w:val="ru-RU"/>
+        </w:rPr>
+      </w:pPr>
+    </w:p>
+    <w:p>
+      <w:pPr>
+        <w:numPr>
+          <w:ilvl w:val="0"/>
+          <w:numId w:val="0"/>
+        </w:numPr>
+        <w:bidi w:val="0"/>
+        <w:ind w:leftChars="0"/>
+        <w:rPr>
+          <w:rFonts w:hint="default"/>
+          <w:lang w:val="ru-RU"/>
+        </w:rPr>
+      </w:pPr>
+      <w:r>
+        <w:rPr>
+          <w:rFonts w:hint="default"/>
+          <w:b/>
+          <w:bCs/>
+          <w:lang w:val="ru-RU"/>
+        </w:rPr>
+        <w:t>!Остановка:</w:t>
+      </w:r>
+      <w:r>
+        <w:rPr>
+          <w:rFonts w:hint="default"/>
+          <w:lang w:val="ru-RU"/>
+        </w:rPr>
+        <w:t xml:space="preserve"> отпустите все клавиши или нажмите любую не назначенную клавишу (например, пробел или </w:t>
+      </w:r>
+      <w:r>
+        <w:rPr>
+          <w:rFonts w:hint="default"/>
+          <w:lang w:val="en-US"/>
+        </w:rPr>
+        <w:t>k</w:t>
+      </w:r>
+      <w:r>
+        <w:rPr>
+          <w:rFonts w:hint="default"/>
+          <w:lang w:val="ru-RU"/>
+        </w:rPr>
+        <w:t>).</w:t>
+      </w:r>
+    </w:p>
+    <w:p>
+      <w:pPr>
+        <w:numPr>
+          <w:ilvl w:val="0"/>
+          <w:numId w:val="0"/>
+        </w:numPr>
+        <w:bidi w:val="0"/>
+        <w:ind w:leftChars="0"/>
+        <w:rPr>
+          <w:rFonts w:hint="default"/>
+          <w:lang w:val="ru-RU"/>
+        </w:rPr>
+      </w:pPr>
+    </w:p>
+    <w:p>
+      <w:pPr>
+        <w:numPr>
+          <w:ilvl w:val="0"/>
+          <w:numId w:val="0"/>
+        </w:numPr>
+        <w:bidi w:val="0"/>
+        <w:ind w:leftChars="0"/>
+        <w:rPr>
+          <w:rFonts w:hint="default"/>
+          <w:b/>
+          <w:bCs/>
+          <w:lang w:val="ru-RU"/>
+        </w:rPr>
+      </w:pPr>
+      <w:r>
+        <w:rPr>
+          <w:rFonts w:hint="default"/>
+          <w:b/>
+          <w:bCs/>
+          <w:lang w:val="ru-RU"/>
+        </w:rPr>
+        <w:t>Изменение скоростей:</w:t>
+      </w:r>
+    </w:p>
+    <w:p>
+      <w:pPr>
+        <w:numPr>
+          <w:ilvl w:val="0"/>
+          <w:numId w:val="0"/>
+        </w:numPr>
+        <w:bidi w:val="0"/>
+        <w:ind w:leftChars="0"/>
+        <w:rPr>
+          <w:rFonts w:hint="default"/>
+          <w:lang w:val="ru-RU"/>
+        </w:rPr>
+      </w:pPr>
+    </w:p>
+    <w:p>
+      <w:pPr>
+        <w:numPr>
+          <w:ilvl w:val="0"/>
+          <w:numId w:val="3"/>
+        </w:numPr>
+        <w:bidi w:val="0"/>
+        <w:ind w:left="840" w:leftChars="0" w:hanging="420" w:firstLineChars="0"/>
+        <w:rPr>
+          <w:rFonts w:hint="default"/>
+          <w:lang w:val="ru-RU"/>
+        </w:rPr>
+      </w:pPr>
+      <w:r>
+        <w:rPr>
+          <w:rFonts w:hint="default"/>
+          <w:lang w:val="ru-RU"/>
+        </w:rPr>
+        <w:t>q/z – увеличить/уменьшить максимальные скорости (линейную и угловую) на 10%</w:t>
+      </w:r>
+    </w:p>
+    <w:p>
+      <w:pPr>
+        <w:numPr>
+          <w:ilvl w:val="0"/>
+          <w:numId w:val="3"/>
+        </w:numPr>
+        <w:bidi w:val="0"/>
+        <w:ind w:left="840" w:leftChars="0" w:hanging="420" w:firstLineChars="0"/>
+        <w:rPr>
+          <w:rFonts w:hint="default"/>
+          <w:lang w:val="ru-RU"/>
+        </w:rPr>
+      </w:pPr>
+      <w:r>
+        <w:rPr>
+          <w:rFonts w:hint="default"/>
+          <w:lang w:val="ru-RU"/>
+        </w:rPr>
+        <w:t>w/x – увеличить/уменьшить только максимальную линейную скорость на 10%</w:t>
+      </w:r>
+    </w:p>
+    <w:p>
+      <w:pPr>
+        <w:numPr>
+          <w:ilvl w:val="0"/>
+          <w:numId w:val="3"/>
+        </w:numPr>
+        <w:bidi w:val="0"/>
+        <w:ind w:left="840" w:leftChars="0" w:hanging="420" w:firstLineChars="0"/>
+        <w:rPr>
+          <w:rFonts w:hint="default"/>
+          <w:lang w:val="ru-RU"/>
+        </w:rPr>
+      </w:pPr>
+      <w:r>
+        <w:rPr>
+          <w:rFonts w:hint="default"/>
+          <w:lang w:val="ru-RU"/>
+        </w:rPr>
+        <w:t>e/c – увеличить/уменьшить только максимальную угловую скорость на 10%</w:t>
+      </w:r>
+    </w:p>
+    <w:p>
+      <w:pPr>
+        <w:numPr>
+          <w:ilvl w:val="0"/>
+          <w:numId w:val="0"/>
+        </w:numPr>
+        <w:bidi w:val="0"/>
+        <w:ind w:leftChars="0"/>
+        <w:rPr>
+          <w:rFonts w:hint="default"/>
+          <w:lang w:val="ru-RU"/>
+        </w:rPr>
+      </w:pPr>
+    </w:p>
+    <w:p>
+      <w:pPr>
+        <w:numPr>
+          <w:ilvl w:val="0"/>
+          <w:numId w:val="0"/>
+        </w:numPr>
+        <w:bidi w:val="0"/>
+        <w:ind w:leftChars="0"/>
+        <w:rPr>
+          <w:rFonts w:hint="default"/>
+          <w:lang w:val="ru-RU"/>
+        </w:rPr>
+      </w:pPr>
+      <w:r>
+        <w:rPr>
+          <w:rFonts w:hint="default"/>
+          <w:b/>
+          <w:bCs/>
+          <w:lang w:val="ru-RU"/>
+        </w:rPr>
+        <w:t>!Важно:</w:t>
+      </w:r>
+      <w:r>
+        <w:rPr>
+          <w:rFonts w:hint="default"/>
+          <w:lang w:val="ru-RU"/>
+        </w:rPr>
+        <w:t xml:space="preserve"> </w:t>
+      </w:r>
+      <w:r>
+        <w:rPr>
+          <w:rFonts w:hint="default"/>
+          <w:u w:val="single"/>
+          <w:lang w:val="ru-RU"/>
+        </w:rPr>
+        <w:t>Управление работает корректно только при английской раскладке клавиатуры.</w:t>
+      </w:r>
+      <w:r>
+        <w:rPr>
+          <w:rFonts w:hint="default"/>
+          <w:lang w:val="ru-RU"/>
+        </w:rPr>
+        <w:t xml:space="preserve"> Переключите раскладку перед использованием.</w:t>
+      </w:r>
+    </w:p>
+    <w:p>
+      <w:pPr>
+        <w:numPr>
+          <w:ilvl w:val="0"/>
+          <w:numId w:val="0"/>
+        </w:numPr>
+        <w:bidi w:val="0"/>
+        <w:ind w:leftChars="0"/>
+        <w:rPr>
+          <w:rFonts w:hint="default"/>
+          <w:lang w:val="ru-RU"/>
+        </w:rPr>
+      </w:pPr>
+    </w:p>
+    <w:p>
+      <w:pPr>
+        <w:numPr>
+          <w:ilvl w:val="0"/>
+          <w:numId w:val="0"/>
+        </w:numPr>
+        <w:bidi w:val="0"/>
+        <w:ind w:leftChars="0"/>
+        <w:rPr>
+          <w:rFonts w:hint="default"/>
+          <w:lang w:val="ru-RU"/>
+        </w:rPr>
+      </w:pPr>
+      <w:r>
+        <w:rPr>
+          <w:rFonts w:hint="default"/>
+          <w:lang w:val="ru-RU"/>
+        </w:rPr>
+        <w:t>В нижней строке терминала отображаются текущие установленные максимальные скорости:</w:t>
+      </w:r>
+    </w:p>
+    <w:p>
+      <w:pPr>
+        <w:numPr>
+          <w:ilvl w:val="0"/>
+          <w:numId w:val="0"/>
+        </w:numPr>
+        <w:bidi w:val="0"/>
+        <w:ind w:leftChars="0"/>
+        <w:rPr>
+          <w:rFonts w:hint="default"/>
+          <w:lang w:val="ru-RU"/>
+        </w:rPr>
+      </w:pPr>
+      <w:r>
+        <w:rPr>
+          <w:rFonts w:hint="default"/>
+          <w:i/>
+          <w:iCs/>
+          <w:lang w:val="ru-RU"/>
+        </w:rPr>
+        <w:t>currently: speed 0.50 turn 1.00</w:t>
+      </w:r>
+      <w:r>
+        <w:rPr>
+          <w:rFonts w:hint="default"/>
+          <w:lang w:val="ru-RU"/>
+        </w:rPr>
+        <w:t xml:space="preserve"> – это значит, что при нажатии клавиши линейная скорость будет 0.5 м/с, а угловая – 1.0 рад/с.</w:t>
+      </w:r>
+    </w:p>
+    <w:p>
+      <w:pPr>
+        <w:numPr>
+          <w:ilvl w:val="0"/>
+          <w:numId w:val="0"/>
+        </w:numPr>
+        <w:bidi w:val="0"/>
+        <w:ind w:leftChars="0"/>
+        <w:rPr>
+          <w:rFonts w:hint="default"/>
+          <w:lang w:val="ru-RU"/>
+        </w:rPr>
+      </w:pPr>
+    </w:p>
+    <w:p>
+      <w:pPr>
+        <w:numPr>
+          <w:ilvl w:val="0"/>
+          <w:numId w:val="2"/>
+        </w:numPr>
+        <w:bidi w:val="0"/>
+        <w:ind w:left="0" w:leftChars="0" w:firstLine="0" w:firstLineChars="0"/>
+        <w:rPr>
+          <w:rFonts w:hint="default"/>
+          <w:lang w:val="ru-RU"/>
+        </w:rPr>
+      </w:pPr>
+      <w:r>
+        <w:rPr>
+          <w:rFonts w:hint="default"/>
+          <w:lang w:val="ru-RU"/>
+        </w:rPr>
+        <w:t>Проверка результата.</w:t>
+      </w:r>
+    </w:p>
+    <w:p>
+      <w:pPr>
+        <w:numPr>
+          <w:ilvl w:val="0"/>
+          <w:numId w:val="0"/>
+        </w:numPr>
+        <w:bidi w:val="0"/>
+        <w:ind w:leftChars="0" w:firstLine="720" w:firstLineChars="0"/>
+        <w:rPr>
+          <w:rFonts w:hint="default"/>
+          <w:lang w:val="ru-RU"/>
+        </w:rPr>
+      </w:pPr>
+      <w:r>
+        <w:rPr>
+          <w:rFonts w:hint="default"/>
+          <w:lang w:val="ru-RU"/>
+        </w:rPr>
+        <w:t>При нажатии клавиш робот должен двигаться в соответствующем направлении.</w:t>
+      </w:r>
+    </w:p>
+    <w:p>
+      <w:pPr>
+        <w:numPr>
+          <w:ilvl w:val="0"/>
+          <w:numId w:val="0"/>
+        </w:numPr>
+        <w:bidi w:val="0"/>
+        <w:ind w:leftChars="0" w:firstLine="720" w:firstLineChars="0"/>
+        <w:rPr>
+          <w:rFonts w:hint="default"/>
+          <w:lang w:val="ru-RU"/>
+        </w:rPr>
+      </w:pPr>
+      <w:r>
+        <w:rPr>
+          <w:rFonts w:hint="default"/>
+          <w:lang w:val="ru-RU"/>
+        </w:rPr>
+        <w:t xml:space="preserve">В терминале с </w:t>
+      </w:r>
+      <w:r>
+        <w:rPr>
+          <w:rFonts w:hint="default"/>
+          <w:i/>
+          <w:iCs/>
+          <w:lang w:val="ru-RU"/>
+        </w:rPr>
+        <w:t>teleop_twist_keyboard</w:t>
+      </w:r>
+      <w:r>
+        <w:rPr>
+          <w:rFonts w:hint="default"/>
+          <w:lang w:val="ru-RU"/>
+        </w:rPr>
+        <w:t xml:space="preserve"> вы будете видеть публикуемые значения скорости (например, </w:t>
+      </w:r>
+      <w:r>
+        <w:rPr>
+          <w:rFonts w:hint="default"/>
+          <w:i/>
+          <w:iCs/>
+          <w:lang w:val="ru-RU"/>
+        </w:rPr>
+        <w:t>linear: 0.2, angular: 0.0</w:t>
+      </w:r>
+      <w:r>
+        <w:rPr>
+          <w:rFonts w:hint="default"/>
+          <w:lang w:val="ru-RU"/>
+        </w:rPr>
+        <w:t>).</w:t>
+      </w:r>
+    </w:p>
+    <w:p>
+      <w:pPr>
+        <w:numPr>
+          <w:ilvl w:val="0"/>
+          <w:numId w:val="0"/>
+        </w:numPr>
+        <w:bidi w:val="0"/>
+        <w:ind w:leftChars="0"/>
+        <w:rPr>
+          <w:rFonts w:hint="default"/>
+          <w:lang w:val="ru-RU"/>
+        </w:rPr>
+      </w:pPr>
+    </w:p>
+    <w:p>
+      <w:pPr>
+        <w:numPr>
+          <w:ilvl w:val="0"/>
+          <w:numId w:val="0"/>
+        </w:numPr>
+        <w:bidi w:val="0"/>
+        <w:ind w:leftChars="0"/>
+        <w:rPr>
+          <w:rFonts w:hint="default"/>
+          <w:lang w:val="ru-RU"/>
+        </w:rPr>
+      </w:pPr>
+      <w:r>
+        <w:rPr>
+          <w:rFonts w:hint="default"/>
+          <w:lang w:val="ru-RU"/>
+        </w:rPr>
+        <w:t>Если робот не реагирует:</w:t>
+      </w:r>
+    </w:p>
+    <w:p>
+      <w:pPr>
+        <w:numPr>
+          <w:ilvl w:val="0"/>
+          <w:numId w:val="0"/>
+        </w:numPr>
+        <w:bidi w:val="0"/>
+        <w:ind w:leftChars="0"/>
+        <w:rPr>
+          <w:rFonts w:hint="default"/>
+          <w:lang w:val="ru-RU"/>
+        </w:rPr>
+      </w:pPr>
+    </w:p>
+    <w:p>
+      <w:pPr>
+        <w:numPr>
+          <w:ilvl w:val="0"/>
+          <w:numId w:val="4"/>
+        </w:numPr>
+        <w:bidi w:val="0"/>
+        <w:ind w:left="420" w:leftChars="0" w:hanging="420" w:firstLineChars="0"/>
+        <w:rPr>
+          <w:rFonts w:hint="default"/>
+          <w:lang w:val="ru-RU"/>
+        </w:rPr>
+      </w:pPr>
+      <w:r>
+        <w:rPr>
+          <w:rFonts w:hint="default"/>
+          <w:lang w:val="ru-RU"/>
+        </w:rPr>
+        <w:t xml:space="preserve">Убедитесь, что драйверы запущены (шаг </w:t>
+      </w:r>
+      <w:r>
+        <w:rPr>
+          <w:rFonts w:hint="default"/>
+          <w:b/>
+          <w:bCs/>
+          <w:lang w:val="ru-RU"/>
+        </w:rPr>
+        <w:t>[R1]</w:t>
+      </w:r>
+      <w:r>
+        <w:rPr>
+          <w:rFonts w:hint="default"/>
+          <w:lang w:val="ru-RU"/>
+        </w:rPr>
+        <w:t>).</w:t>
+      </w:r>
+    </w:p>
+    <w:p>
+      <w:pPr>
+        <w:numPr>
+          <w:ilvl w:val="0"/>
+          <w:numId w:val="4"/>
+        </w:numPr>
+        <w:bidi w:val="0"/>
+        <w:ind w:left="420" w:leftChars="0" w:hanging="420" w:firstLineChars="0"/>
+        <w:rPr>
+          <w:rFonts w:hint="default"/>
+          <w:lang w:val="ru-RU"/>
+        </w:rPr>
+      </w:pPr>
+      <w:r>
+        <w:rPr>
+          <w:rFonts w:hint="default"/>
+          <w:lang w:val="ru-RU"/>
+        </w:rPr>
+        <w:t xml:space="preserve">Проверьте, что топик </w:t>
+      </w:r>
+      <w:r>
+        <w:rPr>
+          <w:rFonts w:hint="default"/>
+          <w:i/>
+          <w:iCs/>
+          <w:lang w:val="ru-RU"/>
+        </w:rPr>
+        <w:t xml:space="preserve">/cmd_vel </w:t>
+      </w:r>
+      <w:r>
+        <w:rPr>
+          <w:rFonts w:hint="default"/>
+          <w:lang w:val="ru-RU"/>
+        </w:rPr>
+        <w:t>существует (</w:t>
+      </w:r>
+      <w:r>
+        <w:rPr>
+          <w:rFonts w:hint="default"/>
+          <w:i/>
+          <w:iCs/>
+          <w:lang w:val="ru-RU"/>
+        </w:rPr>
+        <w:t>ros2 topic list</w:t>
+      </w:r>
+      <w:r>
+        <w:rPr>
+          <w:rFonts w:hint="default"/>
+          <w:lang w:val="ru-RU"/>
+        </w:rPr>
+        <w:t>).</w:t>
+      </w:r>
+    </w:p>
+    <w:p>
+      <w:pPr>
+        <w:numPr>
+          <w:ilvl w:val="0"/>
+          <w:numId w:val="4"/>
+        </w:numPr>
+        <w:bidi w:val="0"/>
+        <w:ind w:left="420" w:leftChars="0" w:hanging="420" w:firstLineChars="0"/>
+        <w:rPr>
+          <w:rFonts w:hint="default"/>
+          <w:lang w:val="ru-RU"/>
+        </w:rPr>
+      </w:pPr>
+      <w:r>
+        <w:rPr>
+          <w:rFonts w:hint="default"/>
+          <w:lang w:val="ru-RU"/>
+        </w:rPr>
+        <w:t xml:space="preserve">Попробуйте перезапустить </w:t>
+      </w:r>
+      <w:r>
+        <w:rPr>
+          <w:rFonts w:hint="default"/>
+          <w:i/>
+          <w:iCs/>
+          <w:lang w:val="ru-RU"/>
+        </w:rPr>
+        <w:t>teleop_twist_keyboard</w:t>
+      </w:r>
+      <w:r>
+        <w:rPr>
+          <w:rFonts w:hint="default"/>
+          <w:lang w:val="ru-RU"/>
+        </w:rPr>
+        <w:t>.</w:t>
+      </w:r>
+    </w:p>
+    <w:p>
+      <w:pPr>
+        <w:bidi w:val="0"/>
+        <w:rPr>
+          <w:rFonts w:hint="default"/>
+          <w:lang w:val="ru-RU"/>
+        </w:rPr>
+      </w:pPr>
+    </w:p>
+    <w:p>
+      <w:pPr>
+        <w:pStyle w:val="3"/>
+        <w:bidi w:val="0"/>
+        <w:rPr>
+          <w:rFonts w:hint="default"/>
+          <w:lang w:val="ru-RU"/>
+        </w:rPr>
+      </w:pPr>
+      <w:r>
+        <w:rPr>
+          <w:rFonts w:hint="default"/>
+          <w:lang w:val="ru-RU"/>
+        </w:rPr>
+        <w:t>Что дальше?</w:t>
+      </w:r>
+    </w:p>
+    <w:p>
+      <w:pPr>
+        <w:bidi w:val="0"/>
+        <w:rPr>
+          <w:rFonts w:hint="default"/>
+          <w:lang w:val="ru-RU"/>
+        </w:rPr>
+      </w:pPr>
+      <w:r>
+        <w:rPr>
+          <w:rFonts w:hint="default"/>
+          <w:lang w:val="ru-RU"/>
+        </w:rPr>
+        <w:t>После того как вы научились управлять роботом вручную, можно переходить к более сложным задачам:</w:t>
+      </w:r>
+    </w:p>
+    <w:p>
+      <w:pPr>
+        <w:bidi w:val="0"/>
+        <w:ind w:left="0" w:leftChars="0" w:firstLine="0" w:firstLineChars="0"/>
+        <w:rPr>
+          <w:rFonts w:hint="default"/>
+          <w:lang w:val="ru-RU"/>
+        </w:rPr>
+      </w:pPr>
+    </w:p>
+    <w:p>
+      <w:pPr>
+        <w:bidi w:val="0"/>
+        <w:rPr>
+          <w:rFonts w:hint="default"/>
+          <w:b/>
+          <w:bCs/>
+          <w:lang w:val="ru-RU"/>
+        </w:rPr>
+      </w:pPr>
+      <w:r>
+        <w:rPr>
+          <w:rFonts w:hint="default"/>
+          <w:b/>
+          <w:bCs/>
+          <w:lang w:val="ru-RU"/>
+        </w:rPr>
+        <w:t>Настройка ПИД-регуляторов (если движение кажется неточным):</w:t>
+      </w:r>
+    </w:p>
+    <w:p>
+      <w:pPr>
+        <w:numPr>
+          <w:ilvl w:val="0"/>
+          <w:numId w:val="4"/>
+        </w:numPr>
+        <w:bidi w:val="0"/>
+        <w:ind w:left="420" w:leftChars="0" w:hanging="420" w:firstLineChars="0"/>
+        <w:rPr>
+          <w:rFonts w:hint="default"/>
+          <w:lang w:val="ru-RU"/>
+        </w:rPr>
+      </w:pPr>
+      <w:r>
+        <w:rPr>
+          <w:rFonts w:hint="default"/>
+          <w:lang w:val="ru-RU"/>
+        </w:rPr>
+        <w:t>[R3] Настройка ПИД (R3_Настройка_ПИД_регуляторов.pdf)</w:t>
+      </w:r>
+    </w:p>
+    <w:p>
+      <w:pPr>
+        <w:numPr>
+          <w:ilvl w:val="0"/>
+          <w:numId w:val="0"/>
+        </w:numPr>
+        <w:bidi w:val="0"/>
+        <w:ind w:leftChars="0"/>
+        <w:rPr>
+          <w:rFonts w:hint="default"/>
+          <w:lang w:val="ru-RU"/>
+        </w:rPr>
+      </w:pPr>
+    </w:p>
+    <w:p>
+      <w:pPr>
+        <w:bidi w:val="0"/>
+        <w:rPr>
+          <w:rFonts w:hint="default"/>
+          <w:b/>
+          <w:bCs/>
+          <w:lang w:val="ru-RU"/>
+        </w:rPr>
+      </w:pPr>
+      <w:r>
+        <w:rPr>
+          <w:rFonts w:hint="default"/>
+          <w:b/>
+          <w:bCs/>
+          <w:lang w:val="ru-RU"/>
+        </w:rPr>
+        <w:t>Картографирование помещения (SLAM):</w:t>
+      </w:r>
+    </w:p>
+    <w:p>
+      <w:pPr>
+        <w:numPr>
+          <w:ilvl w:val="0"/>
+          <w:numId w:val="4"/>
+        </w:numPr>
+        <w:bidi w:val="0"/>
+        <w:ind w:left="420" w:leftChars="0" w:hanging="420" w:firstLineChars="0"/>
+        <w:rPr>
+          <w:rFonts w:hint="default"/>
+          <w:lang w:val="ru-RU"/>
+        </w:rPr>
+      </w:pPr>
+      <w:r>
+        <w:rPr>
+          <w:rFonts w:hint="default"/>
+          <w:lang w:val="ru-RU"/>
+        </w:rPr>
+        <w:t>[R4] Картографирование для реального робота (R4_Картографирование_реального_робота.pdf)</w:t>
+      </w:r>
       <w:bookmarkStart w:id="1" w:name="_GoBack"/>
       <w:bookmarkEnd w:id="1"/>
-      <w:r>
-        <w:rPr>
-          <w:rFonts w:hint="default"/>
-          <w:lang w:val="ru-RU"/>
-        </w:rPr>
-        <w:t>Управление движением jetbot_mirea с помощью клавиатуры</w:t>
-      </w:r>
-    </w:p>
-    <w:p>
-      <w:pPr>
-        <w:numPr>
-          <w:ilvl w:val="0"/>
-          <w:numId w:val="1"/>
-        </w:numPr>
-        <w:ind w:left="0" w:leftChars="0" w:firstLine="0" w:firstLineChars="0"/>
-        <w:jc w:val="both"/>
-        <w:rPr>
-          <w:rFonts w:hint="default"/>
-          <w:lang w:val="en-US"/>
-        </w:rPr>
-      </w:pPr>
-      <w:r>
-        <w:rPr>
-          <w:rFonts w:hint="default"/>
-          <w:lang w:val="ru-RU"/>
-        </w:rPr>
-        <w:t xml:space="preserve">Запустите датчики на роботе </w:t>
-      </w:r>
-      <w:r>
-        <w:rPr>
-          <w:rFonts w:hint="default"/>
-          <w:lang w:val="en-US"/>
-        </w:rPr>
-        <w:t xml:space="preserve">jetbot_mirea. </w:t>
-      </w:r>
-      <w:r>
-        <w:rPr>
-          <w:rFonts w:hint="default"/>
-          <w:lang w:val="ru-RU"/>
-        </w:rPr>
-        <w:t>Как это сделать написано в «</w:t>
-      </w:r>
-      <w:r>
-        <w:rPr>
-          <w:rFonts w:hint="default"/>
-          <w:b w:val="0"/>
-          <w:bCs w:val="0"/>
-          <w:lang w:val="ru-RU"/>
-        </w:rPr>
-        <w:t>Коротких инструкциях</w:t>
-      </w:r>
-      <w:r>
-        <w:rPr>
-          <w:rFonts w:hint="default"/>
-          <w:lang w:val="ru-RU"/>
-        </w:rPr>
-        <w:t>» в файле «2_Как_запустить_датчики_на_роботе_jetbot_mirea.</w:t>
-      </w:r>
-      <w:r>
-        <w:rPr>
-          <w:rFonts w:hint="default"/>
-          <w:lang w:val="en-US"/>
-        </w:rPr>
-        <w:t>pdf</w:t>
-      </w:r>
-      <w:r>
-        <w:rPr>
-          <w:rFonts w:hint="default"/>
-          <w:lang w:val="ru-RU"/>
-        </w:rPr>
-        <w:t>».</w:t>
-      </w:r>
-    </w:p>
-    <w:p>
-      <w:pPr>
-        <w:numPr>
-          <w:ilvl w:val="0"/>
-          <w:numId w:val="1"/>
-        </w:numPr>
-        <w:ind w:left="0" w:leftChars="0" w:firstLine="0" w:firstLineChars="0"/>
-        <w:rPr>
-          <w:rFonts w:hint="default"/>
-          <w:lang w:val="ru-RU"/>
-        </w:rPr>
-      </w:pPr>
-      <w:r>
-        <w:rPr>
-          <w:rFonts w:hint="default"/>
-          <w:lang w:val="ru-RU"/>
-        </w:rPr>
-        <w:t>Откройте новый терминал и выполните команду, которая запускает ноду телеуправления:</w:t>
-      </w:r>
-    </w:p>
-    <w:p>
-      <w:pPr>
-        <w:pStyle w:val="20"/>
-        <w:bidi w:val="0"/>
-        <w:rPr>
-          <w:rFonts w:hint="default"/>
-          <w:lang w:val="en-US"/>
-        </w:rPr>
-      </w:pPr>
-      <w:r>
-        <w:rPr>
-          <w:rFonts w:hint="default"/>
-          <w:lang w:val="en-US"/>
-        </w:rPr>
-        <w:t>ros2 run teleop_twist_keyboard teleop_twist_keyboard</w:t>
-      </w:r>
+    </w:p>
+    <w:p>
+      <w:pPr>
+        <w:bidi w:val="0"/>
+        <w:rPr>
+          <w:rFonts w:hint="default"/>
+          <w:lang w:val="ru-RU"/>
+        </w:rPr>
+      </w:pPr>
     </w:p>
     <w:p>
       <w:pPr>
@@ -162,7 +1878,6 @@
           <w:lang w:val="ru-RU"/>
         </w:rPr>
       </w:pPr>
-      <w:bookmarkStart w:id="0" w:name="_Toc12266"/>
       <w:r>
         <w:rPr>
           <w:rFonts w:hint="default"/>
@@ -209,7 +1924,7 @@
       </w:r>
       <w:r>
         <w:rPr>
-          <w:rStyle w:val="9"/>
+          <w:rStyle w:val="14"/>
           <w:rFonts w:hint="default"/>
           <w:lang w:val="ru-RU"/>
         </w:rPr>
@@ -252,7 +1967,7 @@
       </w:r>
       <w:r>
         <w:rPr>
-          <w:rStyle w:val="9"/>
+          <w:rStyle w:val="14"/>
           <w:rFonts w:hint="default"/>
           <w:lang w:val="ru-RU"/>
         </w:rPr>
@@ -297,7 +2012,7 @@
     </w:p>
     <w:tbl>
       <w:tblPr>
-        <w:tblStyle w:val="19"/>
+        <w:tblStyle w:val="16"/>
         <w:tblW w:w="0" w:type="auto"/>
         <w:tblInd w:w="0" w:type="dxa"/>
         <w:tblBorders>
@@ -651,7 +2366,7 @@
 <w:ftr xmlns:wpc="http://schemas.microsoft.com/office/word/2010/wordprocessingCanvas" xmlns:mc="http://schemas.openxmlformats.org/markup-compatibility/2006" xmlns:o="urn:schemas-microsoft-com:office:office" xmlns:r="http://schemas.openxmlformats.org/officeDocument/2006/relationships" xmlns:m="http://schemas.openxmlformats.org/officeDocument/2006/math" xmlns:v="urn:schemas-microsoft-com:vml" xmlns:wp14="http://schemas.microsoft.com/office/word/2010/wordprocessingDrawing" xmlns:wp="http://schemas.openxmlformats.org/drawingml/2006/wordprocessingDrawing" xmlns:w10="urn:schemas-microsoft-com:office:word" xmlns:w="http://schemas.openxmlformats.org/wordprocessingml/2006/main" xmlns:w14="http://schemas.microsoft.com/office/word/2010/wordml" xmlns:w15="http://schemas.microsoft.com/office/word/2012/wordml" xmlns:wpg="http://schemas.microsoft.com/office/word/2010/wordprocessingGroup" xmlns:wpi="http://schemas.microsoft.com/office/word/2010/wordprocessingInk" xmlns:wne="http://schemas.microsoft.com/office/word/2006/wordml" xmlns:wps="http://schemas.microsoft.com/office/word/2010/wordprocessingShape" xmlns:wpsCustomData="http://www.wps.cn/officeDocument/2013/wpsCustomData" mc:Ignorable="w14 w15 wp14">
   <w:p>
     <w:pPr>
-      <w:pStyle w:val="18"/>
+      <w:pStyle w:val="11"/>
     </w:pPr>
     <w:r>
       <w:rPr>
@@ -708,7 +2423,7 @@
                       <w:txbxContent>
                         <w:p>
                           <w:pPr>
-                            <w:pStyle w:val="18"/>
+                            <w:pStyle w:val="11"/>
                             <w:rPr>
                               <w:sz w:val="24"/>
                               <w:szCs w:val="24"/>
@@ -763,7 +2478,7 @@
         </mc:Choice>
         <mc:Fallback>
           <w:pict>
-            <v:shape id="Text Box 18" o:spid="_x0000_s1026" o:spt="202" type="#_x0000_t202" style="position:absolute;left:0pt;margin-top:0pt;height:144pt;width:144pt;mso-position-horizontal:center;mso-position-horizontal-relative:margin;mso-wrap-style:none;z-index:251659264;mso-width-relative:page;mso-height-relative:page;" filled="f" stroked="f" coordsize="21600,21600" o:gfxdata="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">
+            <v:shape id="_x0000_s1026" o:spid="_x0000_s1026" o:spt="202" type="#_x0000_t202" style="position:absolute;left:0pt;margin-top:0pt;height:144pt;width:144pt;mso-position-horizontal:center;mso-position-horizontal-relative:margin;mso-wrap-style:none;z-index:251659264;mso-width-relative:page;mso-height-relative:page;" filled="f" stroked="f" coordsize="21600,21600" o:gfxdata="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">
               <v:fill on="f" focussize="0,0"/>
               <v:stroke on="f" weight="0.5pt"/>
               <v:imagedata o:title=""/>
@@ -772,7 +2487,7 @@
                 <w:txbxContent>
                   <w:p>
                     <w:pPr>
-                      <w:pStyle w:val="18"/>
+                      <w:pStyle w:val="11"/>
                       <w:rPr>
                         <w:sz w:val="24"/>
                         <w:szCs w:val="24"/>
@@ -828,6 +2543,50 @@
 <file path=word/numbering.xml><?xml version="1.0" encoding="utf-8"?>
 <w:numbering xmlns:wpc="http://schemas.microsoft.com/office/word/2010/wordprocessingCanvas" xmlns:mc="http://schemas.openxmlformats.org/markup-compatibility/2006" xmlns:o="urn:schemas-microsoft-com:office:office" xmlns:r="http://schemas.openxmlformats.org/officeDocument/2006/relationships" xmlns:m="http://schemas.openxmlformats.org/officeDocument/2006/math" xmlns:v="urn:schemas-microsoft-com:vml" xmlns:wp14="http://schemas.microsoft.com/office/word/2010/wordprocessingDrawing" xmlns:wp="http://schemas.openxmlformats.org/drawingml/2006/wordprocessingDrawing" xmlns:w10="urn:schemas-microsoft-com:office:word" xmlns:w="http://schemas.openxmlformats.org/wordprocessingml/2006/main" xmlns:w14="http://schemas.microsoft.com/office/word/2010/wordml" xmlns:wpg="http://schemas.microsoft.com/office/word/2010/wordprocessingGroup" xmlns:wpi="http://schemas.microsoft.com/office/word/2010/wordprocessingInk" xmlns:wne="http://schemas.microsoft.com/office/word/2006/wordml" xmlns:wps="http://schemas.microsoft.com/office/word/2010/wordprocessingShape" xmlns:wpsCustomData="http://www.wps.cn/officeDocument/2013/wpsCustomData" mc:Ignorable="w14 wp14">
   <w:abstractNum w:abstractNumId="0">
+    <w:nsid w:val="97FE97FF"/>
+    <w:multiLevelType w:val="singleLevel"/>
+    <w:tmpl w:val="97FE97FF"/>
+    <w:lvl w:ilvl="0" w:tentative="0">
+      <w:start w:val="1"/>
+      <w:numFmt w:val="bullet"/>
+      <w:lvlText w:val=""/>
+      <w:lvlJc w:val="left"/>
+      <w:pPr>
+        <w:tabs>
+          <w:tab w:val="left" w:pos="420"/>
+        </w:tabs>
+        <w:ind w:left="420" w:leftChars="0" w:hanging="420" w:firstLineChars="0"/>
+      </w:pPr>
+      <w:rPr>
+        <w:rFonts w:hint="default" w:ascii="Wingdings" w:hAnsi="Wingdings"/>
+        <w:sz w:val="18"/>
+        <w:szCs w:val="18"/>
+      </w:rPr>
+    </w:lvl>
+  </w:abstractNum>
+  <w:abstractNum w:abstractNumId="1">
+    <w:nsid w:val="9F0FAF2E"/>
+    <w:multiLevelType w:val="singleLevel"/>
+    <w:tmpl w:val="9F0FAF2E"/>
+    <w:lvl w:ilvl="0" w:tentative="0">
+      <w:start w:val="1"/>
+      <w:numFmt w:val="bullet"/>
+      <w:lvlText w:val=""/>
+      <w:lvlJc w:val="left"/>
+      <w:pPr>
+        <w:tabs>
+          <w:tab w:val="left" w:pos="840"/>
+        </w:tabs>
+        <w:ind w:left="840" w:leftChars="0" w:hanging="420" w:firstLineChars="0"/>
+      </w:pPr>
+      <w:rPr>
+        <w:rFonts w:hint="default" w:ascii="Wingdings" w:hAnsi="Wingdings"/>
+        <w:sz w:val="11"/>
+        <w:szCs w:val="11"/>
+      </w:rPr>
+    </w:lvl>
+  </w:abstractNum>
+  <w:abstractNum w:abstractNumId="2">
     <w:nsid w:val="A4543819"/>
     <w:multiLevelType w:val="singleLevel"/>
     <w:tmpl w:val="A4543819"/>
@@ -839,8 +2598,39 @@
       <w:lvlJc w:val="left"/>
     </w:lvl>
   </w:abstractNum>
+  <w:abstractNum w:abstractNumId="3">
+    <w:nsid w:val="DBF796D6"/>
+    <w:multiLevelType w:val="singleLevel"/>
+    <w:tmpl w:val="DBF796D6"/>
+    <w:lvl w:ilvl="0" w:tentative="0">
+      <w:start w:val="1"/>
+      <w:numFmt w:val="bullet"/>
+      <w:lvlText w:val=""/>
+      <w:lvlJc w:val="left"/>
+      <w:pPr>
+        <w:tabs>
+          <w:tab w:val="left" w:pos="420"/>
+        </w:tabs>
+        <w:ind w:left="420" w:leftChars="0" w:hanging="420" w:firstLineChars="0"/>
+      </w:pPr>
+      <w:rPr>
+        <w:rFonts w:hint="default" w:ascii="Wingdings" w:hAnsi="Wingdings"/>
+        <w:sz w:val="18"/>
+        <w:szCs w:val="18"/>
+      </w:rPr>
+    </w:lvl>
+  </w:abstractNum>
   <w:num w:numId="1">
     <w:abstractNumId w:val="0"/>
+  </w:num>
+  <w:num w:numId="2">
+    <w:abstractNumId w:val="2"/>
+  </w:num>
+  <w:num w:numId="3">
+    <w:abstractNumId w:val="1"/>
+  </w:num>
+  <w:num w:numId="4">
+    <w:abstractNumId w:val="3"/>
   </w:num>
 </w:numbering>
 </file>
@@ -1006,6 +2796,104 @@
     <w:lsdException w:unhideWhenUsed="0" w:uiPriority="0" w:semiHidden="0" w:name="Balloon Text"/>
     <w:lsdException w:qFormat="1" w:unhideWhenUsed="0" w:uiPriority="0" w:semiHidden="0" w:name="Table Grid"/>
     <w:lsdException w:unhideWhenUsed="0" w:uiPriority="0" w:semiHidden="0" w:name="Table Theme"/>
+    <w:lsdException w:unhideWhenUsed="0" w:uiPriority="60" w:semiHidden="0" w:name="Light Shading"/>
+    <w:lsdException w:unhideWhenUsed="0" w:uiPriority="61" w:semiHidden="0" w:name="Light List"/>
+    <w:lsdException w:unhideWhenUsed="0" w:uiPriority="62" w:semiHidden="0" w:name="Light Grid"/>
+    <w:lsdException w:unhideWhenUsed="0" w:uiPriority="63" w:semiHidden="0" w:name="Medium Shading 1"/>
+    <w:lsdException w:unhideWhenUsed="0" w:uiPriority="64" w:semiHidden="0" w:name="Medium Shading 2"/>
+    <w:lsdException w:unhideWhenUsed="0" w:uiPriority="65" w:semiHidden="0" w:name="Medium List 1"/>
+    <w:lsdException w:unhideWhenUsed="0" w:uiPriority="66" w:semiHidden="0" w:name="Medium List 2"/>
+    <w:lsdException w:unhideWhenUsed="0" w:uiPriority="67" w:semiHidden="0" w:name="Medium Grid 1"/>
+    <w:lsdException w:unhideWhenUsed="0" w:uiPriority="68" w:semiHidden="0" w:name="Medium Grid 2"/>
+    <w:lsdException w:unhideWhenUsed="0" w:uiPriority="69" w:semiHidden="0" w:name="Medium Grid 3"/>
+    <w:lsdException w:unhideWhenUsed="0" w:uiPriority="70" w:semiHidden="0" w:name="Dark List"/>
+    <w:lsdException w:unhideWhenUsed="0" w:uiPriority="71" w:semiHidden="0" w:name="Colorful Shading"/>
+    <w:lsdException w:unhideWhenUsed="0" w:uiPriority="72" w:semiHidden="0" w:name="Colorful List"/>
+    <w:lsdException w:unhideWhenUsed="0" w:uiPriority="73" w:semiHidden="0" w:name="Colorful Grid"/>
+    <w:lsdException w:unhideWhenUsed="0" w:uiPriority="60" w:semiHidden="0" w:name="Light Shading Accent 1"/>
+    <w:lsdException w:unhideWhenUsed="0" w:uiPriority="61" w:semiHidden="0" w:name="Light List Accent 1"/>
+    <w:lsdException w:unhideWhenUsed="0" w:uiPriority="62" w:semiHidden="0" w:name="Light Grid Accent 1"/>
+    <w:lsdException w:unhideWhenUsed="0" w:uiPriority="63" w:semiHidden="0" w:name="Medium Shading 1 Accent 1"/>
+    <w:lsdException w:unhideWhenUsed="0" w:uiPriority="64" w:semiHidden="0" w:name="Medium Shading 2 Accent 1"/>
+    <w:lsdException w:unhideWhenUsed="0" w:uiPriority="65" w:semiHidden="0" w:name="Medium List 1 Accent 1"/>
+    <w:lsdException w:unhideWhenUsed="0" w:uiPriority="66" w:semiHidden="0" w:name="Medium List 2 Accent 1"/>
+    <w:lsdException w:unhideWhenUsed="0" w:uiPriority="67" w:semiHidden="0" w:name="Medium Grid 1 Accent 1"/>
+    <w:lsdException w:unhideWhenUsed="0" w:uiPriority="68" w:semiHidden="0" w:name="Medium Grid 2 Accent 1"/>
+    <w:lsdException w:unhideWhenUsed="0" w:uiPriority="69" w:semiHidden="0" w:name="Medium Grid 3 Accent 1"/>
+    <w:lsdException w:unhideWhenUsed="0" w:uiPriority="70" w:semiHidden="0" w:name="Dark List Accent 1"/>
+    <w:lsdException w:unhideWhenUsed="0" w:uiPriority="71" w:semiHidden="0" w:name="Colorful Shading Accent 1"/>
+    <w:lsdException w:unhideWhenUsed="0" w:uiPriority="72" w:semiHidden="0" w:name="Colorful List Accent 1"/>
+    <w:lsdException w:unhideWhenUsed="0" w:uiPriority="73" w:semiHidden="0" w:name="Colorful Grid Accent 1"/>
+    <w:lsdException w:unhideWhenUsed="0" w:uiPriority="60" w:semiHidden="0" w:name="Light Shading Accent 2"/>
+    <w:lsdException w:unhideWhenUsed="0" w:uiPriority="61" w:semiHidden="0" w:name="Light List Accent 2"/>
+    <w:lsdException w:unhideWhenUsed="0" w:uiPriority="62" w:semiHidden="0" w:name="Light Grid Accent 2"/>
+    <w:lsdException w:unhideWhenUsed="0" w:uiPriority="63" w:semiHidden="0" w:name="Medium Shading 1 Accent 2"/>
+    <w:lsdException w:unhideWhenUsed="0" w:uiPriority="64" w:semiHidden="0" w:name="Medium Shading 2 Accent 2"/>
+    <w:lsdException w:unhideWhenUsed="0" w:uiPriority="65" w:semiHidden="0" w:name="Medium List 1 Accent 2"/>
+    <w:lsdException w:unhideWhenUsed="0" w:uiPriority="66" w:semiHidden="0" w:name="Medium List 2 Accent 2"/>
+    <w:lsdException w:unhideWhenUsed="0" w:uiPriority="67" w:semiHidden="0" w:name="Medium Grid 1 Accent 2"/>
+    <w:lsdException w:unhideWhenUsed="0" w:uiPriority="68" w:semiHidden="0" w:name="Medium Grid 2 Accent 2"/>
+    <w:lsdException w:unhideWhenUsed="0" w:uiPriority="69" w:semiHidden="0" w:name="Medium Grid 3 Accent 2"/>
+    <w:lsdException w:unhideWhenUsed="0" w:uiPriority="70" w:semiHidden="0" w:name="Dark List Accent 2"/>
+    <w:lsdException w:unhideWhenUsed="0" w:uiPriority="71" w:semiHidden="0" w:name="Colorful Shading Accent 2"/>
+    <w:lsdException w:unhideWhenUsed="0" w:uiPriority="72" w:semiHidden="0" w:name="Colorful List Accent 2"/>
+    <w:lsdException w:unhideWhenUsed="0" w:uiPriority="73" w:semiHidden="0" w:name="Colorful Grid Accent 2"/>
+    <w:lsdException w:unhideWhenUsed="0" w:uiPriority="60" w:semiHidden="0" w:name="Light Shading Accent 3"/>
+    <w:lsdException w:unhideWhenUsed="0" w:uiPriority="61" w:semiHidden="0" w:name="Light List Accent 3"/>
+    <w:lsdException w:unhideWhenUsed="0" w:uiPriority="62" w:semiHidden="0" w:name="Light Grid Accent 3"/>
+    <w:lsdException w:unhideWhenUsed="0" w:uiPriority="63" w:semiHidden="0" w:name="Medium Shading 1 Accent 3"/>
+    <w:lsdException w:unhideWhenUsed="0" w:uiPriority="64" w:semiHidden="0" w:name="Medium Shading 2 Accent 3"/>
+    <w:lsdException w:unhideWhenUsed="0" w:uiPriority="65" w:semiHidden="0" w:name="Medium List 1 Accent 3"/>
+    <w:lsdException w:unhideWhenUsed="0" w:uiPriority="66" w:semiHidden="0" w:name="Medium List 2 Accent 3"/>
+    <w:lsdException w:unhideWhenUsed="0" w:uiPriority="67" w:semiHidden="0" w:name="Medium Grid 1 Accent 3"/>
+    <w:lsdException w:unhideWhenUsed="0" w:uiPriority="68" w:semiHidden="0" w:name="Medium Grid 2 Accent 3"/>
+    <w:lsdException w:unhideWhenUsed="0" w:uiPriority="69" w:semiHidden="0" w:name="Medium Grid 3 Accent 3"/>
+    <w:lsdException w:unhideWhenUsed="0" w:uiPriority="70" w:semiHidden="0" w:name="Dark List Accent 3"/>
+    <w:lsdException w:unhideWhenUsed="0" w:uiPriority="71" w:semiHidden="0" w:name="Colorful Shading Accent 3"/>
+    <w:lsdException w:unhideWhenUsed="0" w:uiPriority="72" w:semiHidden="0" w:name="Colorful List Accent 3"/>
+    <w:lsdException w:unhideWhenUsed="0" w:uiPriority="73" w:semiHidden="0" w:name="Colorful Grid Accent 3"/>
+    <w:lsdException w:unhideWhenUsed="0" w:uiPriority="60" w:semiHidden="0" w:name="Light Shading Accent 4"/>
+    <w:lsdException w:unhideWhenUsed="0" w:uiPriority="61" w:semiHidden="0" w:name="Light List Accent 4"/>
+    <w:lsdException w:unhideWhenUsed="0" w:uiPriority="62" w:semiHidden="0" w:name="Light Grid Accent 4"/>
+    <w:lsdException w:unhideWhenUsed="0" w:uiPriority="63" w:semiHidden="0" w:name="Medium Shading 1 Accent 4"/>
+    <w:lsdException w:unhideWhenUsed="0" w:uiPriority="64" w:semiHidden="0" w:name="Medium Shading 2 Accent 4"/>
+    <w:lsdException w:unhideWhenUsed="0" w:uiPriority="65" w:semiHidden="0" w:name="Medium List 1 Accent 4"/>
+    <w:lsdException w:unhideWhenUsed="0" w:uiPriority="66" w:semiHidden="0" w:name="Medium List 2 Accent 4"/>
+    <w:lsdException w:unhideWhenUsed="0" w:uiPriority="67" w:semiHidden="0" w:name="Medium Grid 1 Accent 4"/>
+    <w:lsdException w:unhideWhenUsed="0" w:uiPriority="68" w:semiHidden="0" w:name="Medium Grid 2 Accent 4"/>
+    <w:lsdException w:unhideWhenUsed="0" w:uiPriority="69" w:semiHidden="0" w:name="Medium Grid 3 Accent 4"/>
+    <w:lsdException w:unhideWhenUsed="0" w:uiPriority="70" w:semiHidden="0" w:name="Dark List Accent 4"/>
+    <w:lsdException w:unhideWhenUsed="0" w:uiPriority="71" w:semiHidden="0" w:name="Colorful Shading Accent 4"/>
+    <w:lsdException w:unhideWhenUsed="0" w:uiPriority="72" w:semiHidden="0" w:name="Colorful List Accent 4"/>
+    <w:lsdException w:unhideWhenUsed="0" w:uiPriority="73" w:semiHidden="0" w:name="Colorful Grid Accent 4"/>
+    <w:lsdException w:unhideWhenUsed="0" w:uiPriority="60" w:semiHidden="0" w:name="Light Shading Accent 5"/>
+    <w:lsdException w:unhideWhenUsed="0" w:uiPriority="61" w:semiHidden="0" w:name="Light List Accent 5"/>
+    <w:lsdException w:unhideWhenUsed="0" w:uiPriority="62" w:semiHidden="0" w:name="Light Grid Accent 5"/>
+    <w:lsdException w:unhideWhenUsed="0" w:uiPriority="63" w:semiHidden="0" w:name="Medium Shading 1 Accent 5"/>
+    <w:lsdException w:unhideWhenUsed="0" w:uiPriority="64" w:semiHidden="0" w:name="Medium Shading 2 Accent 5"/>
+    <w:lsdException w:unhideWhenUsed="0" w:uiPriority="65" w:semiHidden="0" w:name="Medium List 1 Accent 5"/>
+    <w:lsdException w:unhideWhenUsed="0" w:uiPriority="66" w:semiHidden="0" w:name="Medium List 2 Accent 5"/>
+    <w:lsdException w:unhideWhenUsed="0" w:uiPriority="67" w:semiHidden="0" w:name="Medium Grid 1 Accent 5"/>
+    <w:lsdException w:unhideWhenUsed="0" w:uiPriority="68" w:semiHidden="0" w:name="Medium Grid 2 Accent 5"/>
+    <w:lsdException w:unhideWhenUsed="0" w:uiPriority="69" w:semiHidden="0" w:name="Medium Grid 3 Accent 5"/>
+    <w:lsdException w:unhideWhenUsed="0" w:uiPriority="70" w:semiHidden="0" w:name="Dark List Accent 5"/>
+    <w:lsdException w:unhideWhenUsed="0" w:uiPriority="71" w:semiHidden="0" w:name="Colorful Shading Accent 5"/>
+    <w:lsdException w:unhideWhenUsed="0" w:uiPriority="72" w:semiHidden="0" w:name="Colorful List Accent 5"/>
+    <w:lsdException w:unhideWhenUsed="0" w:uiPriority="73" w:semiHidden="0" w:name="Colorful Grid Accent 5"/>
+    <w:lsdException w:unhideWhenUsed="0" w:uiPriority="60" w:semiHidden="0" w:name="Light Shading Accent 6"/>
+    <w:lsdException w:unhideWhenUsed="0" w:uiPriority="61" w:semiHidden="0" w:name="Light List Accent 6"/>
+    <w:lsdException w:unhideWhenUsed="0" w:uiPriority="62" w:semiHidden="0" w:name="Light Grid Accent 6"/>
+    <w:lsdException w:unhideWhenUsed="0" w:uiPriority="63" w:semiHidden="0" w:name="Medium Shading 1 Accent 6"/>
+    <w:lsdException w:unhideWhenUsed="0" w:uiPriority="64" w:semiHidden="0" w:name="Medium Shading 2 Accent 6"/>
+    <w:lsdException w:unhideWhenUsed="0" w:uiPriority="65" w:semiHidden="0" w:name="Medium List 1 Accent 6"/>
+    <w:lsdException w:unhideWhenUsed="0" w:uiPriority="66" w:semiHidden="0" w:name="Medium List 2 Accent 6"/>
+    <w:lsdException w:unhideWhenUsed="0" w:uiPriority="67" w:semiHidden="0" w:name="Medium Grid 1 Accent 6"/>
+    <w:lsdException w:unhideWhenUsed="0" w:uiPriority="68" w:semiHidden="0" w:name="Medium Grid 2 Accent 6"/>
+    <w:lsdException w:unhideWhenUsed="0" w:uiPriority="69" w:semiHidden="0" w:name="Medium Grid 3 Accent 6"/>
+    <w:lsdException w:unhideWhenUsed="0" w:uiPriority="70" w:semiHidden="0" w:name="Dark List Accent 6"/>
+    <w:lsdException w:unhideWhenUsed="0" w:uiPriority="71" w:semiHidden="0" w:name="Colorful Shading Accent 6"/>
+    <w:lsdException w:unhideWhenUsed="0" w:uiPriority="72" w:semiHidden="0" w:name="Colorful List Accent 6"/>
+    <w:lsdException w:unhideWhenUsed="0" w:uiPriority="73" w:semiHidden="0" w:name="Colorful Grid Accent 6"/>
   </w:latentStyles>
   <w:style w:type="paragraph" w:default="1" w:styleId="1">
     <w:name w:val="Normal"/>
@@ -1130,48 +3018,7 @@
       </w:tblCellMar>
     </w:tblPr>
   </w:style>
-  <w:style w:type="character" w:styleId="8">
-    <w:name w:val="FollowedHyperlink"/>
-    <w:basedOn w:val="6"/>
-    <w:qFormat/>
-    <w:uiPriority w:val="0"/>
-    <w:rPr>
-      <w:color w:val="800080"/>
-      <w:u w:val="single"/>
-    </w:rPr>
-  </w:style>
-  <w:style w:type="character" w:styleId="9">
-    <w:name w:val="Hyperlink"/>
-    <w:basedOn w:val="6"/>
-    <w:qFormat/>
-    <w:uiPriority w:val="0"/>
-    <w:rPr>
-      <w:color w:val="0000FF"/>
-      <w:u w:val="single"/>
-    </w:rPr>
-  </w:style>
-  <w:style w:type="character" w:styleId="10">
-    <w:name w:val="HTML Code"/>
-    <w:basedOn w:val="6"/>
-    <w:qFormat/>
-    <w:uiPriority w:val="0"/>
-    <w:rPr>
-      <w:rFonts w:ascii="Courier New" w:hAnsi="Courier New" w:cs="Courier New"/>
-      <w:sz w:val="20"/>
-      <w:szCs w:val="20"/>
-    </w:rPr>
-  </w:style>
-  <w:style w:type="character" w:styleId="11">
-    <w:name w:val="Strong"/>
-    <w:basedOn w:val="6"/>
-    <w:qFormat/>
-    <w:uiPriority w:val="0"/>
-    <w:rPr>
-      <w:b/>
-      <w:bCs/>
-    </w:rPr>
-  </w:style>
-  <w:style w:type="paragraph" w:styleId="12">
+  <w:style w:type="paragraph" w:styleId="8">
     <w:name w:val="caption"/>
     <w:basedOn w:val="1"/>
     <w:next w:val="1"/>
@@ -1186,7 +3033,7 @@
       <w:sz w:val="24"/>
     </w:rPr>
   </w:style>
-  <w:style w:type="paragraph" w:styleId="13">
+  <w:style w:type="paragraph" w:styleId="9">
     <w:name w:val="annotation text"/>
     <w:basedOn w:val="1"/>
     <w:qFormat/>
@@ -1195,51 +3042,17 @@
       <w:jc w:val="left"/>
     </w:pPr>
   </w:style>
-  <w:style w:type="paragraph" w:styleId="14">
-    <w:name w:val="header"/>
-    <w:basedOn w:val="1"/>
+  <w:style w:type="character" w:styleId="10">
+    <w:name w:val="FollowedHyperlink"/>
+    <w:basedOn w:val="6"/>
     <w:qFormat/>
     <w:uiPriority w:val="0"/>
-    <w:pPr>
-      <w:tabs>
-        <w:tab w:val="center" w:pos="4153"/>
-        <w:tab w:val="right" w:pos="8306"/>
-      </w:tabs>
-      <w:snapToGrid w:val="0"/>
-    </w:pPr>
     <w:rPr>
-      <w:sz w:val="18"/>
-      <w:szCs w:val="18"/>
+      <w:color w:val="800080"/>
+      <w:u w:val="single"/>
     </w:rPr>
   </w:style>
-  <w:style w:type="paragraph" w:styleId="15">
-    <w:name w:val="toc 1"/>
-    <w:basedOn w:val="1"/>
-    <w:next w:val="1"/>
-    <w:qFormat/>
-    <w:uiPriority w:val="0"/>
-  </w:style>
-  <w:style w:type="paragraph" w:styleId="16">
-    <w:name w:val="toc 3"/>
-    <w:basedOn w:val="1"/>
-    <w:next w:val="1"/>
-    <w:qFormat/>
-    <w:uiPriority w:val="0"/>
-    <w:pPr>
-      <w:ind w:left="840" w:leftChars="400"/>
-    </w:pPr>
-  </w:style>
-  <w:style w:type="paragraph" w:styleId="17">
-    <w:name w:val="toc 2"/>
-    <w:basedOn w:val="1"/>
-    <w:next w:val="1"/>
-    <w:qFormat/>
-    <w:uiPriority w:val="0"/>
-    <w:pPr>
-      <w:ind w:left="420" w:leftChars="200"/>
-    </w:pPr>
-  </w:style>
-  <w:style w:type="paragraph" w:styleId="18">
+  <w:style w:type="paragraph" w:styleId="11">
     <w:name w:val="footer"/>
     <w:basedOn w:val="1"/>
     <w:qFormat/>
@@ -1257,7 +3070,55 @@
       <w:szCs w:val="18"/>
     </w:rPr>
   </w:style>
-  <w:style w:type="table" w:styleId="19">
+  <w:style w:type="paragraph" w:styleId="12">
+    <w:name w:val="header"/>
+    <w:basedOn w:val="1"/>
+    <w:qFormat/>
+    <w:uiPriority w:val="0"/>
+    <w:pPr>
+      <w:tabs>
+        <w:tab w:val="center" w:pos="4153"/>
+        <w:tab w:val="right" w:pos="8306"/>
+      </w:tabs>
+      <w:snapToGrid w:val="0"/>
+    </w:pPr>
+    <w:rPr>
+      <w:sz w:val="18"/>
+      <w:szCs w:val="18"/>
+    </w:rPr>
+  </w:style>
+  <w:style w:type="character" w:styleId="13">
+    <w:name w:val="HTML Code"/>
+    <w:basedOn w:val="6"/>
+    <w:qFormat/>
+    <w:uiPriority w:val="0"/>
+    <w:rPr>
+      <w:rFonts w:ascii="Courier New" w:hAnsi="Courier New" w:cs="Courier New"/>
+      <w:sz w:val="20"/>
+      <w:szCs w:val="20"/>
+    </w:rPr>
+  </w:style>
+  <w:style w:type="character" w:styleId="14">
+    <w:name w:val="Hyperlink"/>
+    <w:basedOn w:val="6"/>
+    <w:qFormat/>
+    <w:uiPriority w:val="0"/>
+    <w:rPr>
+      <w:color w:val="0000FF"/>
+      <w:u w:val="single"/>
+    </w:rPr>
+  </w:style>
+  <w:style w:type="character" w:styleId="15">
+    <w:name w:val="Strong"/>
+    <w:basedOn w:val="6"/>
+    <w:qFormat/>
+    <w:uiPriority w:val="0"/>
+    <w:rPr>
+      <w:b/>
+      <w:bCs/>
+    </w:rPr>
+  </w:style>
+  <w:style w:type="table" w:styleId="16">
     <w:name w:val="Table Grid"/>
     <w:basedOn w:val="7"/>
     <w:qFormat/>
@@ -1276,6 +3137,33 @@
         <w:insideV w:val="single" w:color="auto" w:sz="4" w:space="0"/>
       </w:tblBorders>
     </w:tblPr>
+  </w:style>
+  <w:style w:type="paragraph" w:styleId="17">
+    <w:name w:val="toc 1"/>
+    <w:basedOn w:val="1"/>
+    <w:next w:val="1"/>
+    <w:qFormat/>
+    <w:uiPriority w:val="0"/>
+  </w:style>
+  <w:style w:type="paragraph" w:styleId="18">
+    <w:name w:val="toc 2"/>
+    <w:basedOn w:val="1"/>
+    <w:next w:val="1"/>
+    <w:qFormat/>
+    <w:uiPriority w:val="0"/>
+    <w:pPr>
+      <w:ind w:left="420" w:leftChars="200"/>
+    </w:pPr>
+  </w:style>
+  <w:style w:type="paragraph" w:styleId="19">
+    <w:name w:val="toc 3"/>
+    <w:basedOn w:val="1"/>
+    <w:next w:val="1"/>
+    <w:qFormat/>
+    <w:uiPriority w:val="0"/>
+    <w:pPr>
+      <w:ind w:left="840" w:leftChars="400"/>
+    </w:pPr>
   </w:style>
   <w:style w:type="paragraph" w:customStyle="1" w:styleId="20">
     <w:name w:val="Code"/>
@@ -1671,7 +3559,9 @@
 
 <file path=customXml/item1.xml><?xml version="1.0" encoding="utf-8"?>
 <s:customData xmlns="http://www.wps.cn/officeDocument/2013/wpsCustomData" xmlns:s="http://www.wps.cn/officeDocument/2013/wpsCustomData">
-  <customSectProps/>
+  <customSectProps>
+    <customSectPr/>
+  </customSectProps>
   <customShpExts>
     <customShpInfo spid="_x0000_s1026" textRotate="1"/>
   </customShpExts>
